--- a/data/ai_paras/AI_para_16.docx
+++ b/data/ai_paras/AI_para_16.docx
@@ -4,7 +4,7 @@
   <w:body>
     <w:p>
       <w:r>
-        <w:t>Furthermore, Amazon's strategic deployment of technology and data analytics plays a crucial role in enhancing decision-making processes, thereby maximizing operational efficiency and customer satisfaction. The company's integration of advanced data analytics allows it to optimize logistics and supply chain management, reducing costs and improving delivery times, which are critical components of customer satisfaction (Ref-s594931). By leveraging machine learning and artificial intelligence, Amazon can predict consumer behavior and preferences, enabling personalized marketing strategies and tailored shopping experiences that foster customer loyalty (Ref-s594931). This technological prowess not only enhances Amazon's competitive standing by continuously refining its service offerings but also exemplifies how digital transformation is indispensable for maintaining a competitive edge in the modern business landscape. Consequently, Amazon's strategic use of data analytics and technology underscores the broader impact of digital transformation on business models and customer interactions, reinforcing its leadership in the global market (Ref-s594931).</w:t>
+        <w:t>In addition, aligning strategic analysis with organizational goals and objectives is crucial for the coherent development of effective strategies. This alignment ensures that the insights derived from strategic analysis are directly applicable to the organization's overarching aims, thereby facilitating informed and targeted decision-making. By integrating tools like Porter’s Five Forces with the company's specific objectives, organizations can tailor their strategies to address particular industry challenges and opportunities, ensuring a focused approach to market competition (Ref-u896601). Furthermore, the incorporation of digital transformation insights into strategic analysis enables companies to adapt their business models effectively, thereby enhancing competitive advantage in a rapidly evolving market landscape (Ref-u896601). Thus, a strategic analysis that is well-aligned with organizational objectives not only enhances decision-making processes but also fosters a more adaptable and resilient business strategy, essential for sustained success in the global marketplace.</w:t>
       </w:r>
     </w:p>
     <w:sectPr>
